--- a/Backend/Director_Disclosure/Output_Disclosures/2024-25/ADANI_GREEN_ENERGY_FIFTEEN_LIMITED/DIR-8/DIR8_Neelesh_Nema_08148587.docx
+++ b/Backend/Director_Disclosure/Output_Disclosures/2024-25/ADANI_GREEN_ENERGY_FIFTEEN_LIMITED/DIR-8/DIR8_Neelesh_Nema_08148587.docx
@@ -410,7 +410,7 @@
                 <w:b w:val="0"/>
                 <w:sz w:val="23"/>
               </w:rPr>
-              <w:t>ADANI SAUR URJA (KA) LIMITED</w:t>
+              <w:t>ADANI GREEN ENERGY FIFTEEN LIMITED</w:t>
             </w:r>
           </w:p>
         </w:tc>
@@ -480,7 +480,7 @@
                 <w:b w:val="0"/>
                 <w:sz w:val="23"/>
               </w:rPr>
-              <w:t>ADANI WIND ENERGY KUTCHH TWO LIMITED</w:t>
+              <w:t>ADANI SAUR URJA (KA) LIMITED</w:t>
             </w:r>
           </w:p>
         </w:tc>
@@ -550,7 +550,7 @@
                 <w:b w:val="0"/>
                 <w:sz w:val="23"/>
               </w:rPr>
-              <w:t>ADANI GREEN ENERGY FIFTEEN LIMITED</w:t>
+              <w:t>ADANI WIND ENERGY KUTCHH TWO LIMITED</w:t>
             </w:r>
           </w:p>
         </w:tc>
@@ -620,7 +620,7 @@
                 <w:b w:val="0"/>
                 <w:sz w:val="23"/>
               </w:rPr>
-              <w:t>ADANI SOLAR ENERGY CHITRAKOOT ONE LIMITED</w:t>
+              <w:t>ADANI WIND ENERGY KUTCHH FOUR LIMITED</w:t>
             </w:r>
           </w:p>
         </w:tc>
@@ -690,7 +690,7 @@
                 <w:b w:val="0"/>
                 <w:sz w:val="23"/>
               </w:rPr>
-              <w:t>ADANI WIND ENERGY KUTCHH FOUR LIMITED</w:t>
+              <w:t>ADANI SOLAR ENERGY CHITRAKOOT ONE LIMITED</w:t>
             </w:r>
           </w:p>
         </w:tc>
@@ -760,7 +760,7 @@
                 <w:b w:val="0"/>
                 <w:sz w:val="23"/>
               </w:rPr>
-              <w:t>ADANI WIND ENERGY KUTCHH SIX LIMITED</w:t>
+              <w:t>ADANI RENEWABLE ENERGY (MH) LIMITED</w:t>
             </w:r>
           </w:p>
         </w:tc>
@@ -830,7 +830,7 @@
                 <w:b w:val="0"/>
                 <w:sz w:val="23"/>
               </w:rPr>
-              <w:t>ADANI GREEN ENERGY TWENTY FOUR B LIMITED</w:t>
+              <w:t>ADANI WIND ENERGY KUTCHH SIX LIMITED</w:t>
             </w:r>
           </w:p>
         </w:tc>
@@ -900,7 +900,7 @@
                 <w:b w:val="0"/>
                 <w:sz w:val="23"/>
               </w:rPr>
-              <w:t>ADANI RENEWABLE ENERGY (KA) LIMITED</w:t>
+              <w:t>ADANI GREEN ENERGY TWENTY FOUR B LIMITED</w:t>
             </w:r>
           </w:p>
         </w:tc>
@@ -970,7 +970,7 @@
                 <w:b w:val="0"/>
                 <w:sz w:val="23"/>
               </w:rPr>
-              <w:t>ADANI RENEWABLE ENERGY (MH) LIMITED</w:t>
+              <w:t>ADANI RENEWABLE ENERGY (KA) LIMITED</w:t>
             </w:r>
           </w:p>
         </w:tc>
@@ -1040,77 +1040,7 @@
                 <w:b w:val="0"/>
                 <w:sz w:val="23"/>
               </w:rPr>
-              <w:t>MANDAKINI EXPLORATION AND MINING LIMITED</w:t>
-            </w:r>
-          </w:p>
-        </w:tc>
-        <w:tc>
-          <w:tcPr>
-            <w:tcW w:type="dxa" w:w="2610"/>
-          </w:tcPr>
-          <w:p>
-            <w:pPr>
-              <w:spacing w:after="0"/>
-              <w:jc w:val="center"/>
-            </w:pPr>
-            <w:r>
-              <w:rPr>
-                <w:rFonts w:ascii="Adani" w:hAnsi="Adani" w:eastAsia="Adani" w:cs="Adani"/>
-                <w:b w:val="0"/>
-                <w:sz w:val="23"/>
-              </w:rPr>
-              <w:t>02/09/2019</w:t>
-            </w:r>
-          </w:p>
-        </w:tc>
-        <w:tc>
-          <w:tcPr>
-            <w:tcW w:type="dxa" w:w="2250"/>
-          </w:tcPr>
-          <w:p>
-            <w:pPr>
-              <w:spacing w:after="0"/>
-              <w:jc w:val="center"/>
-            </w:pPr>
-          </w:p>
-        </w:tc>
-      </w:tr>
-      <w:tr>
-        <w:tc>
-          <w:tcPr>
-            <w:tcW w:type="dxa" w:w="636"/>
-          </w:tcPr>
-          <w:p>
-            <w:pPr>
-              <w:spacing w:after="0"/>
-              <w:ind w:left="360"/>
-            </w:pPr>
-            <w:r>
-              <w:rPr>
-                <w:rFonts w:ascii="Adani" w:hAnsi="Adani" w:eastAsia="Adani" w:cs="Adani"/>
-                <w:b w:val="0"/>
-                <w:sz w:val="23"/>
-              </w:rPr>
-              <w:t>12</w:t>
-            </w:r>
-          </w:p>
-        </w:tc>
-        <w:tc>
-          <w:tcPr>
-            <w:tcW w:type="dxa" w:w="3864"/>
-          </w:tcPr>
-          <w:p>
-            <w:pPr>
-              <w:spacing w:after="0"/>
-              <w:jc w:val="both"/>
-            </w:pPr>
-            <w:r>
-              <w:rPr>
-                <w:rFonts w:ascii="Adani" w:hAnsi="Adani" w:eastAsia="Adani" w:cs="Adani"/>
-                <w:b w:val="0"/>
-                <w:sz w:val="23"/>
-              </w:rPr>
-              <w:t>MANDAKINI COAL COMPANY LIMITED</w:t>
+              <w:t>BETA LAND HOLDING LIMITED</w:t>
             </w:r>
           </w:p>
         </w:tc>
@@ -1130,146 +1060,6 @@
                 <w:sz w:val="23"/>
               </w:rPr>
               <w:t>04/09/2018</w:t>
-            </w:r>
-          </w:p>
-        </w:tc>
-        <w:tc>
-          <w:tcPr>
-            <w:tcW w:type="dxa" w:w="2250"/>
-          </w:tcPr>
-          <w:p>
-            <w:pPr>
-              <w:spacing w:after="0"/>
-              <w:jc w:val="center"/>
-            </w:pPr>
-          </w:p>
-        </w:tc>
-      </w:tr>
-      <w:tr>
-        <w:tc>
-          <w:tcPr>
-            <w:tcW w:type="dxa" w:w="636"/>
-          </w:tcPr>
-          <w:p>
-            <w:pPr>
-              <w:spacing w:after="0"/>
-              <w:ind w:left="360"/>
-            </w:pPr>
-            <w:r>
-              <w:rPr>
-                <w:rFonts w:ascii="Adani" w:hAnsi="Adani" w:eastAsia="Adani" w:cs="Adani"/>
-                <w:b w:val="0"/>
-                <w:sz w:val="23"/>
-              </w:rPr>
-              <w:t>13</w:t>
-            </w:r>
-          </w:p>
-        </w:tc>
-        <w:tc>
-          <w:tcPr>
-            <w:tcW w:type="dxa" w:w="3864"/>
-          </w:tcPr>
-          <w:p>
-            <w:pPr>
-              <w:spacing w:after="0"/>
-              <w:jc w:val="both"/>
-            </w:pPr>
-            <w:r>
-              <w:rPr>
-                <w:rFonts w:ascii="Adani" w:hAnsi="Adani" w:eastAsia="Adani" w:cs="Adani"/>
-                <w:b w:val="0"/>
-                <w:sz w:val="23"/>
-              </w:rPr>
-              <w:t>JINDAL INDIA RENEWABLE ENERGY LIMITED</w:t>
-            </w:r>
-          </w:p>
-        </w:tc>
-        <w:tc>
-          <w:tcPr>
-            <w:tcW w:type="dxa" w:w="2610"/>
-          </w:tcPr>
-          <w:p>
-            <w:pPr>
-              <w:spacing w:after="0"/>
-              <w:jc w:val="center"/>
-            </w:pPr>
-            <w:r>
-              <w:rPr>
-                <w:rFonts w:ascii="Adani" w:hAnsi="Adani" w:eastAsia="Adani" w:cs="Adani"/>
-                <w:b w:val="0"/>
-                <w:sz w:val="23"/>
-              </w:rPr>
-              <w:t>03/08/2018</w:t>
-            </w:r>
-          </w:p>
-        </w:tc>
-        <w:tc>
-          <w:tcPr>
-            <w:tcW w:type="dxa" w:w="2250"/>
-          </w:tcPr>
-          <w:p>
-            <w:pPr>
-              <w:spacing w:after="0"/>
-              <w:jc w:val="center"/>
-            </w:pPr>
-          </w:p>
-        </w:tc>
-      </w:tr>
-      <w:tr>
-        <w:tc>
-          <w:tcPr>
-            <w:tcW w:type="dxa" w:w="636"/>
-          </w:tcPr>
-          <w:p>
-            <w:pPr>
-              <w:spacing w:after="0"/>
-              <w:ind w:left="360"/>
-            </w:pPr>
-            <w:r>
-              <w:rPr>
-                <w:rFonts w:ascii="Adani" w:hAnsi="Adani" w:eastAsia="Adani" w:cs="Adani"/>
-                <w:b w:val="0"/>
-                <w:sz w:val="23"/>
-              </w:rPr>
-              <w:t>14</w:t>
-            </w:r>
-          </w:p>
-        </w:tc>
-        <w:tc>
-          <w:tcPr>
-            <w:tcW w:type="dxa" w:w="3864"/>
-          </w:tcPr>
-          <w:p>
-            <w:pPr>
-              <w:spacing w:after="0"/>
-              <w:jc w:val="both"/>
-            </w:pPr>
-            <w:r>
-              <w:rPr>
-                <w:rFonts w:ascii="Adani" w:hAnsi="Adani" w:eastAsia="Adani" w:cs="Adani"/>
-                <w:b w:val="0"/>
-                <w:sz w:val="23"/>
-              </w:rPr>
-              <w:t>JINDAL INDIA POWER LIMITED</w:t>
-            </w:r>
-          </w:p>
-        </w:tc>
-        <w:tc>
-          <w:tcPr>
-            <w:tcW w:type="dxa" w:w="2610"/>
-          </w:tcPr>
-          <w:p>
-            <w:pPr>
-              <w:spacing w:after="0"/>
-              <w:jc w:val="center"/>
-            </w:pPr>
-            <w:r>
-              <w:rPr>
-                <w:rFonts w:ascii="Adani" w:hAnsi="Adani" w:eastAsia="Adani" w:cs="Adani"/>
-                <w:b w:val="0"/>
-                <w:sz w:val="23"/>
-              </w:rPr>
-              <w:t>30/07/2018</w:t>
             </w:r>
           </w:p>
         </w:tc>
@@ -1385,7 +1175,7 @@
           <w:b w:val="0"/>
           <w:sz w:val="23"/>
         </w:rPr>
-        <w:t xml:space="preserve">Date: 07th May, 2026</w:t>
+        <w:t xml:space="preserve">Date: 15th May, 2026</w:t>
         <w:tab/>
       </w:r>
     </w:p>

--- a/Backend/Director_Disclosure/Output_Disclosures/2024-25/ADANI_GREEN_ENERGY_FIFTEEN_LIMITED/DIR-8/DIR8_Neelesh_Nema_08148587.docx
+++ b/Backend/Director_Disclosure/Output_Disclosures/2024-25/ADANI_GREEN_ENERGY_FIFTEEN_LIMITED/DIR-8/DIR8_Neelesh_Nema_08148587.docx
@@ -480,7 +480,7 @@
                 <w:b w:val="0"/>
                 <w:sz w:val="23"/>
               </w:rPr>
-              <w:t>ADANI SAUR URJA (KA) LIMITED</w:t>
+              <w:t>ADANI WIND ENERGY KUTCHH FOUR LIMITED</w:t>
             </w:r>
           </w:p>
         </w:tc>
@@ -550,7 +550,7 @@
                 <w:b w:val="0"/>
                 <w:sz w:val="23"/>
               </w:rPr>
-              <w:t>ADANI WIND ENERGY KUTCHH TWO LIMITED</w:t>
+              <w:t>ADANI WIND ENERGY KUTCHH SIX LIMITED</w:t>
             </w:r>
           </w:p>
         </w:tc>
@@ -620,7 +620,7 @@
                 <w:b w:val="0"/>
                 <w:sz w:val="23"/>
               </w:rPr>
-              <w:t>ADANI WIND ENERGY KUTCHH FOUR LIMITED</w:t>
+              <w:t>ADANI WIND ENERGY KUTCHH TWO LIMITED</w:t>
             </w:r>
           </w:p>
         </w:tc>
@@ -690,7 +690,7 @@
                 <w:b w:val="0"/>
                 <w:sz w:val="23"/>
               </w:rPr>
-              <w:t>ADANI SOLAR ENERGY CHITRAKOOT ONE LIMITED</w:t>
+              <w:t>ADANI RENEWABLE ENERGY (MH) LIMITED</w:t>
             </w:r>
           </w:p>
         </w:tc>
@@ -760,7 +760,7 @@
                 <w:b w:val="0"/>
                 <w:sz w:val="23"/>
               </w:rPr>
-              <w:t>ADANI RENEWABLE ENERGY (MH) LIMITED</w:t>
+              <w:t>ADANI SOLAR ENERGY CHITRAKOOT ONE LIMITED</w:t>
             </w:r>
           </w:p>
         </w:tc>
@@ -830,7 +830,7 @@
                 <w:b w:val="0"/>
                 <w:sz w:val="23"/>
               </w:rPr>
-              <w:t>ADANI WIND ENERGY KUTCHH SIX LIMITED</w:t>
+              <w:t>ADANI SAUR URJA (KA) LIMITED</w:t>
             </w:r>
           </w:p>
         </w:tc>
@@ -900,7 +900,7 @@
                 <w:b w:val="0"/>
                 <w:sz w:val="23"/>
               </w:rPr>
-              <w:t>ADANI GREEN ENERGY TWENTY FOUR B LIMITED</w:t>
+              <w:t>ADANI RENEWABLE ENERGY (KA) LIMITED</w:t>
             </w:r>
           </w:p>
         </w:tc>
@@ -970,7 +970,7 @@
                 <w:b w:val="0"/>
                 <w:sz w:val="23"/>
               </w:rPr>
-              <w:t>ADANI RENEWABLE ENERGY (KA) LIMITED</w:t>
+              <w:t>ADANI GREEN ENERGY TWENTY FOUR B LIMITED</w:t>
             </w:r>
           </w:p>
         </w:tc>
@@ -990,76 +990,6 @@
                 <w:sz w:val="23"/>
               </w:rPr>
               <w:t>20/09/2025</w:t>
-            </w:r>
-          </w:p>
-        </w:tc>
-        <w:tc>
-          <w:tcPr>
-            <w:tcW w:type="dxa" w:w="2250"/>
-          </w:tcPr>
-          <w:p>
-            <w:pPr>
-              <w:spacing w:after="0"/>
-              <w:jc w:val="center"/>
-            </w:pPr>
-          </w:p>
-        </w:tc>
-      </w:tr>
-      <w:tr>
-        <w:tc>
-          <w:tcPr>
-            <w:tcW w:type="dxa" w:w="636"/>
-          </w:tcPr>
-          <w:p>
-            <w:pPr>
-              <w:spacing w:after="0"/>
-              <w:ind w:left="360"/>
-            </w:pPr>
-            <w:r>
-              <w:rPr>
-                <w:rFonts w:ascii="Adani" w:hAnsi="Adani" w:eastAsia="Adani" w:cs="Adani"/>
-                <w:b w:val="0"/>
-                <w:sz w:val="23"/>
-              </w:rPr>
-              <w:t>11</w:t>
-            </w:r>
-          </w:p>
-        </w:tc>
-        <w:tc>
-          <w:tcPr>
-            <w:tcW w:type="dxa" w:w="3864"/>
-          </w:tcPr>
-          <w:p>
-            <w:pPr>
-              <w:spacing w:after="0"/>
-              <w:jc w:val="both"/>
-            </w:pPr>
-            <w:r>
-              <w:rPr>
-                <w:rFonts w:ascii="Adani" w:hAnsi="Adani" w:eastAsia="Adani" w:cs="Adani"/>
-                <w:b w:val="0"/>
-                <w:sz w:val="23"/>
-              </w:rPr>
-              <w:t>BETA LAND HOLDING LIMITED</w:t>
-            </w:r>
-          </w:p>
-        </w:tc>
-        <w:tc>
-          <w:tcPr>
-            <w:tcW w:type="dxa" w:w="2610"/>
-          </w:tcPr>
-          <w:p>
-            <w:pPr>
-              <w:spacing w:after="0"/>
-              <w:jc w:val="center"/>
-            </w:pPr>
-            <w:r>
-              <w:rPr>
-                <w:rFonts w:ascii="Adani" w:hAnsi="Adani" w:eastAsia="Adani" w:cs="Adani"/>
-                <w:b w:val="0"/>
-                <w:sz w:val="23"/>
-              </w:rPr>
-              <w:t>04/09/2018</w:t>
             </w:r>
           </w:p>
         </w:tc>
@@ -1175,7 +1105,7 @@
           <w:b w:val="0"/>
           <w:sz w:val="23"/>
         </w:rPr>
-        <w:t xml:space="preserve">Date: 15th May, 2026</w:t>
+        <w:t xml:space="preserve">Date: 08th June, 2026</w:t>
         <w:tab/>
       </w:r>
     </w:p>
